--- a/immigration/ram_eb1a/papers/paper3_ai_governance_sb1188_corrected.docx
+++ b/immigration/ram_eb1a/papers/paper3_ai_governance_sb1188_corrected.docx
@@ -2,7 +2,7 @@
 <file path=word/document.xml><?xml version="1.0" encoding="utf-8"?>
 <w:document xmlns:w="http://schemas.openxmlformats.org/wordprocessingml/2006/main" xmlns:m="http://schemas.openxmlformats.org/officeDocument/2006/math" xmlns:r="http://schemas.openxmlformats.org/officeDocument/2006/relationships" xmlns:o="urn:schemas-microsoft-com:office:office" xmlns:v="urn:schemas-microsoft-com:vml" xmlns:w10="urn:schemas-microsoft-com:office:word" xmlns:a="http://schemas.openxmlformats.org/drawingml/2006/main" xmlns:pic="http://schemas.openxmlformats.org/drawingml/2006/picture" xmlns:wp="http://schemas.openxmlformats.org/drawingml/2006/wordprocessingDrawing">
   <w:body>
-    <w:bookmarkStart w:id="40" w:name="Xea2f6e61f4aeeff72657e9639ea133a1c95876e"/>
+    <w:bookmarkStart w:id="43" w:name="Xea2f6e61f4aeeff72657e9639ea133a1c95876e"/>
     <w:p>
       <w:pPr>
         <w:pStyle w:val="Heading1"/>
@@ -463,7 +463,7 @@
     </w:p>
     <w:bookmarkEnd w:id="26"/>
     <w:bookmarkEnd w:id="27"/>
-    <w:bookmarkStart w:id="32" w:name="compliance-by-design-framework"/>
+    <w:bookmarkStart w:id="35" w:name="compliance-by-design-framework"/>
     <w:p>
       <w:pPr>
         <w:pStyle w:val="Heading2"/>
@@ -472,7 +472,7 @@
         <w:t xml:space="preserve">3. Compliance-by-Design Framework</w:t>
       </w:r>
     </w:p>
-    <w:bookmarkStart w:id="28" w:name="design-principle-deterministic-first"/>
+    <w:bookmarkStart w:id="31" w:name="design-principle-deterministic-first"/>
     <w:p>
       <w:pPr>
         <w:pStyle w:val="Heading3"/>
@@ -499,7 +499,80 @@
         <w:t xml:space="preserve">placing a deterministic rule engine upstream of any generative AI component inherently satisfies the explainability and auditability requirements of SB 1188</w:t>
       </w:r>
       <w:r>
-        <w:t xml:space="preserve">.</w:t>
+        <w:t xml:space="preserve">. Figure 1 illustrates this control flow.</w:t>
+      </w:r>
+    </w:p>
+    <w:p>
+      <w:pPr>
+        <w:pStyle w:val="CaptionedFigure"/>
+      </w:pPr>
+      <w:r>
+        <w:drawing>
+          <wp:inline>
+            <wp:extent cx="5334000" cy="2519175"/>
+            <wp:effectExtent b="0" l="0" r="0" t="0"/>
+            <wp:docPr descr="Figure 1: Compliance-by-design control flow" title="" id="29" name="Picture"/>
+            <a:graphic>
+              <a:graphicData uri="http://schemas.openxmlformats.org/drawingml/2006/picture">
+                <pic:pic>
+                  <pic:nvPicPr>
+                    <pic:cNvPr descr="figures/paper3_figure1.png" id="30" name="Picture"/>
+                    <pic:cNvPicPr>
+                      <a:picLocks noChangeArrowheads="1" noChangeAspect="1"/>
+                    </pic:cNvPicPr>
+                  </pic:nvPicPr>
+                  <pic:blipFill>
+                    <a:blip r:embed="rId28"/>
+                    <a:stretch>
+                      <a:fillRect/>
+                    </a:stretch>
+                  </pic:blipFill>
+                  <pic:spPr bwMode="auto">
+                    <a:xfrm>
+                      <a:off x="0" y="0"/>
+                      <a:ext cx="5334000" cy="2519175"/>
+                    </a:xfrm>
+                    <a:prstGeom prst="rect">
+                      <a:avLst/>
+                    </a:prstGeom>
+                    <a:noFill/>
+                    <a:ln w="9525">
+                      <a:noFill/>
+                      <a:headEnd/>
+                      <a:tailEnd/>
+                    </a:ln>
+                  </pic:spPr>
+                </pic:pic>
+              </a:graphicData>
+            </a:graphic>
+          </wp:inline>
+        </w:drawing>
+      </w:r>
+    </w:p>
+    <w:p>
+      <w:pPr>
+        <w:pStyle w:val="ImageCaption"/>
+      </w:pPr>
+      <w:r>
+        <w:t xml:space="preserve">Figure 1: Compliance-by-design control flow</w:t>
+      </w:r>
+    </w:p>
+    <w:p>
+      <w:pPr>
+        <w:pStyle w:val="BodyText"/>
+      </w:pPr>
+      <w:r>
+        <w:rPr>
+          <w:bCs/>
+          <w:b/>
+        </w:rPr>
+        <w:t xml:space="preserve">Figure 1. Compliance-by-design control flow</w:t>
+      </w:r>
+      <w:r>
+        <w:t xml:space="preserve"> </w:t>
+      </w:r>
+      <w:r>
+        <w:t xml:space="preserve">mapping each AI-assisted decision point in the DGP architecture to its applicable Texas SB 1188 requirement before the output is released — disclosure check, mandatory human review, data localization check, and immutable audit logging occur in sequence prior to any consequential output.</w:t>
       </w:r>
     </w:p>
     <w:p>
@@ -540,8 +613,8 @@
         <w:t xml:space="preserve">- Training data provenance for the underlying rule engine → Supported by: rules derived from public LCD/NCD/MolDX documents with version dates; ML training data linked to source EDI 835 transaction IDs</w:t>
       </w:r>
     </w:p>
-    <w:bookmarkEnd w:id="28"/>
-    <w:bookmarkStart w:id="29" w:name="human-escalation-pathways"/>
+    <w:bookmarkEnd w:id="31"/>
+    <w:bookmarkStart w:id="32" w:name="human-escalation-pathways"/>
     <w:p>
       <w:pPr>
         <w:pStyle w:val="Heading3"/>
@@ -623,8 +696,8 @@
         <w:t xml:space="preserve">This tiered pathway satisfies SB 1188 § 1 without requiring human review of every claim — preserving automation at scale while maintaining oversight for high-risk decisions.</w:t>
       </w:r>
     </w:p>
-    <w:bookmarkEnd w:id="29"/>
-    <w:bookmarkStart w:id="30" w:name="bias-monitoring-implementation"/>
+    <w:bookmarkEnd w:id="32"/>
+    <w:bookmarkStart w:id="33" w:name="bias-monitoring-implementation"/>
     <w:p>
       <w:pPr>
         <w:pStyle w:val="Heading3"/>
@@ -675,8 +748,8 @@
         <w:t xml:space="preserve">Quarterly bias monitoring reports are generated and retained as part of the organization’s voluntary AI risk management documentation.</w:t>
       </w:r>
     </w:p>
-    <w:bookmarkEnd w:id="30"/>
-    <w:bookmarkStart w:id="31" w:name="incident-reporting-readiness"/>
+    <w:bookmarkEnd w:id="33"/>
+    <w:bookmarkStart w:id="34" w:name="incident-reporting-readiness"/>
     <w:p>
       <w:pPr>
         <w:pStyle w:val="Heading3"/>
@@ -700,9 +773,9 @@
         </w:pict>
       </w:r>
     </w:p>
-    <w:bookmarkEnd w:id="31"/>
-    <w:bookmarkEnd w:id="32"/>
-    <w:bookmarkStart w:id="36" w:name="implications"/>
+    <w:bookmarkEnd w:id="34"/>
+    <w:bookmarkEnd w:id="35"/>
+    <w:bookmarkStart w:id="39" w:name="implications"/>
     <w:p>
       <w:pPr>
         <w:pStyle w:val="Heading2"/>
@@ -711,7 +784,7 @@
         <w:t xml:space="preserve">4. Implications</w:t>
       </w:r>
     </w:p>
-    <w:bookmarkStart w:id="33" w:name="for-healthcare-ai-developers"/>
+    <w:bookmarkStart w:id="36" w:name="for-healthcare-ai-developers"/>
     <w:p>
       <w:pPr>
         <w:pStyle w:val="Heading3"/>
@@ -785,8 +858,8 @@
         <w:t xml:space="preserve">: Generic bias metrics (demographic parity, equalized odds) require adaptation to the specific equity dimensions of the application domain</w:t>
       </w:r>
     </w:p>
-    <w:bookmarkEnd w:id="33"/>
-    <w:bookmarkStart w:id="34" w:name="for-the-independent-laboratory-industry"/>
+    <w:bookmarkEnd w:id="36"/>
+    <w:bookmarkStart w:id="37" w:name="for-the-independent-laboratory-industry"/>
     <w:p>
       <w:pPr>
         <w:pStyle w:val="Heading3"/>
@@ -803,8 +876,8 @@
         <w:t xml:space="preserve">Independent laboratories evaluating AI-driven RCM vendors should assess Texas SB 1188 compliance as a vendor selection criterion — particularly the explainability requirement (SB 1188 § 2), which provides a basis for challenging AI-generated denial determinations in the event of a billing dispute.</w:t>
       </w:r>
     </w:p>
-    <w:bookmarkEnd w:id="34"/>
-    <w:bookmarkStart w:id="35" w:name="for-payers"/>
+    <w:bookmarkEnd w:id="37"/>
+    <w:bookmarkStart w:id="38" w:name="for-payers"/>
     <w:p>
       <w:pPr>
         <w:pStyle w:val="Heading3"/>
@@ -846,9 +919,9 @@
         </w:pict>
       </w:r>
     </w:p>
-    <w:bookmarkEnd w:id="35"/>
-    <w:bookmarkEnd w:id="36"/>
-    <w:bookmarkStart w:id="37" w:name="conclusion"/>
+    <w:bookmarkEnd w:id="38"/>
+    <w:bookmarkEnd w:id="39"/>
+    <w:bookmarkStart w:id="40" w:name="conclusion"/>
     <w:p>
       <w:pPr>
         <w:pStyle w:val="Heading2"/>
@@ -880,8 +953,8 @@
         </w:pict>
       </w:r>
     </w:p>
-    <w:bookmarkEnd w:id="37"/>
-    <w:bookmarkStart w:id="38" w:name="references"/>
+    <w:bookmarkEnd w:id="40"/>
+    <w:bookmarkStart w:id="41" w:name="references"/>
     <w:p>
       <w:pPr>
         <w:pStyle w:val="Heading2"/>
@@ -991,8 +1064,8 @@
         </w:pict>
       </w:r>
     </w:p>
-    <w:bookmarkEnd w:id="38"/>
-    <w:bookmarkStart w:id="39" w:name="correction-note"/>
+    <w:bookmarkEnd w:id="41"/>
+    <w:bookmarkStart w:id="42" w:name="correction-note"/>
     <w:p>
       <w:pPr>
         <w:pStyle w:val="Heading2"/>
@@ -1189,8 +1262,8 @@
         <w:t xml:space="preserve">All reference numbers were renumbered sequentially (1–5) in order of first appearance, replacing the prior non-sequential numbering ([9], [10], and an unnumbered placeholder). In-text citation markers were added/updated to match.</w:t>
       </w:r>
     </w:p>
-    <w:bookmarkEnd w:id="39"/>
-    <w:bookmarkEnd w:id="40"/>
+    <w:bookmarkEnd w:id="42"/>
+    <w:bookmarkEnd w:id="43"/>
     <w:sectPr/>
   </w:body>
 </w:document>
